--- a/App/mou_templates/Radio.docx
+++ b/App/mou_templates/Radio.docx
@@ -1,6 +1,6 @@
 
 <file path=word/document.xml><?xml version="1.0" encoding="utf-8"?>
-<w:document xmlns:wpc="http://schemas.microsoft.com/office/word/2010/wordprocessingCanvas" xmlns:cx="http://schemas.microsoft.com/office/drawing/2014/chartex" xmlns:cx1="http://schemas.microsoft.com/office/drawing/2015/9/8/chartex" xmlns:cx2="http://schemas.microsoft.com/office/drawing/2015/10/21/chartex" xmlns:cx3="http://schemas.microsoft.com/office/drawing/2016/5/9/chartex" xmlns:cx4="http://schemas.microsoft.com/office/drawing/2016/5/10/chartex" xmlns:cx5="http://schemas.microsoft.com/office/drawing/2016/5/11/chartex" xmlns:cx6="http://schemas.microsoft.com/office/drawing/2016/5/12/chartex" xmlns:cx7="http://schemas.microsoft.com/office/drawing/2016/5/13/chartex" xmlns:cx8="http://schemas.microsoft.com/office/drawing/2016/5/14/chartex" xmlns:mc="http://schemas.openxmlformats.org/markup-compatibility/2006" xmlns:aink="http://schemas.microsoft.com/office/drawing/2016/ink" xmlns:am3d="http://schemas.microsoft.com/office/drawing/2017/model3d" xmlns:o="urn:schemas-microsoft-com:office:office" xmlns:oel="http://schemas.microsoft.com/office/2019/extlst" xmlns:r="http://schemas.openxmlformats.org/officeDocument/2006/relationships" xmlns:m="http://schemas.openxmlformats.org/officeDocument/2006/math" xmlns:v="urn:schemas-microsoft-com:vml" xmlns:wp14="http://schemas.microsoft.com/office/word/2010/wordprocessingDrawing" xmlns:wp="http://schemas.openxmlformats.org/drawingml/2006/wordprocessingDrawing" xmlns:w10="urn:schemas-microsoft-com:office:word" xmlns:w="http://schemas.openxmlformats.org/wordprocessingml/2006/main" xmlns:w14="http://schemas.microsoft.com/office/word/2010/wordml" xmlns:w15="http://schemas.microsoft.com/office/word/2012/wordml" xmlns:w16cei="http://schemas.microsoft.com/office/word/2026/wordml/cei" xmlns:w16cex="http://schemas.microsoft.com/office/word/2018/wordml/cex" xmlns:w16cid="http://schemas.microsoft.com/office/word/2016/wordml/cid" xmlns:w16="http://schemas.microsoft.com/office/word/2018/wordml" xmlns:w16du="http://schemas.microsoft.com/office/word/2023/wordml/word16du" xmlns:w16sdtdh="http://schemas.microsoft.com/office/word/2020/wordml/sdtdatahash" xmlns:w16sdtfl="http://schemas.microsoft.com/office/word/2024/wordml/sdtformatlock" xmlns:w16se="http://schemas.microsoft.com/office/word/2015/wordml/symex" xmlns:wpg="http://schemas.microsoft.com/office/word/2010/wordprocessingGroup" xmlns:wpi="http://schemas.microsoft.com/office/word/2010/wordprocessingInk" xmlns:wne="http://schemas.microsoft.com/office/word/2006/wordml" xmlns:wps="http://schemas.microsoft.com/office/word/2010/wordprocessingShape" mc:Ignorable="w14 w15 w16se w16cid w16 w16cex w16sdtdh w16sdtfl w16du wp14">
+<w:document xmlns:wpc="http://schemas.microsoft.com/office/word/2010/wordprocessingCanvas" xmlns:cx="http://schemas.microsoft.com/office/drawing/2014/chartex" xmlns:cx1="http://schemas.microsoft.com/office/drawing/2015/9/8/chartex" xmlns:cx2="http://schemas.microsoft.com/office/drawing/2015/10/21/chartex" xmlns:cx3="http://schemas.microsoft.com/office/drawing/2016/5/9/chartex" xmlns:cx4="http://schemas.microsoft.com/office/drawing/2016/5/10/chartex" xmlns:cx5="http://schemas.microsoft.com/office/drawing/2016/5/11/chartex" xmlns:cx6="http://schemas.microsoft.com/office/drawing/2016/5/12/chartex" xmlns:cx7="http://schemas.microsoft.com/office/drawing/2016/5/13/chartex" xmlns:cx8="http://schemas.microsoft.com/office/drawing/2016/5/14/chartex" xmlns:mc="http://schemas.openxmlformats.org/markup-compatibility/2006" xmlns:aink="http://schemas.microsoft.com/office/drawing/2016/ink" xmlns:am3d="http://schemas.microsoft.com/office/drawing/2017/model3d" xmlns:o="urn:schemas-microsoft-com:office:office" xmlns:oel="http://schemas.microsoft.com/office/2019/extlst" xmlns:r="http://schemas.openxmlformats.org/officeDocument/2006/relationships" xmlns:m="http://schemas.openxmlformats.org/officeDocument/2006/math" xmlns:v="urn:schemas-microsoft-com:vml" xmlns:wp14="http://schemas.microsoft.com/office/word/2010/wordprocessingDrawing" xmlns:wp="http://schemas.openxmlformats.org/drawingml/2006/wordprocessingDrawing" xmlns:w10="urn:schemas-microsoft-com:office:word" xmlns:w="http://schemas.openxmlformats.org/wordprocessingml/2006/main" xmlns:w14="http://schemas.microsoft.com/office/word/2010/wordml" xmlns:w15="http://schemas.microsoft.com/office/word/2012/wordml" xmlns:w16cex="http://schemas.microsoft.com/office/word/2018/wordml/cex" xmlns:w16cid="http://schemas.microsoft.com/office/word/2016/wordml/cid" xmlns:w16="http://schemas.microsoft.com/office/word/2018/wordml" xmlns:w16du="http://schemas.microsoft.com/office/word/2023/wordml/word16du" xmlns:w16sdtdh="http://schemas.microsoft.com/office/word/2020/wordml/sdtdatahash" xmlns:w16sdtfl="http://schemas.microsoft.com/office/word/2024/wordml/sdtformatlock" xmlns:w16se="http://schemas.microsoft.com/office/word/2015/wordml/symex" xmlns:wpg="http://schemas.microsoft.com/office/word/2010/wordprocessingGroup" xmlns:wpi="http://schemas.microsoft.com/office/word/2010/wordprocessingInk" xmlns:wne="http://schemas.microsoft.com/office/word/2006/wordml" xmlns:wps="http://schemas.microsoft.com/office/word/2010/wordprocessingShape" mc:Ignorable="w14 w15 w16se w16cid w16 w16cex w16sdtdh w16sdtfl w16du wp14">
   <w:body>
     <w:p>
       <w:pPr>
@@ -91,7 +91,7 @@
           <w:b/>
           <w:bCs/>
         </w:rPr>
-        <w:t>SATYAM NURSHING HOME</w:t>
+        <w:t>{HOSPITAL_NAME}</w:t>
       </w:r>
       <w:bookmarkEnd w:id="1"/>
       <w:r>
@@ -120,7 +120,7 @@
           <w:b/>
           <w:bCs/>
         </w:rPr>
-        <w:t>RAO MRI AND IMAGING CENTRE</w:t>
+        <w:t>{RADIO_NAME}</w:t>
       </w:r>
       <w:r>
         <w:rPr>
@@ -134,39 +134,7 @@
           <w:b/>
           <w:bCs/>
         </w:rPr>
-        <w:t xml:space="preserve">Cantt Rd, </w:t>
-      </w:r>
-      <w:proofErr w:type="spellStart"/>
-      <w:r>
-        <w:rPr>
-          <w:b/>
-          <w:bCs/>
-        </w:rPr>
-        <w:t>Bansgaon</w:t>
-      </w:r>
-      <w:proofErr w:type="spellEnd"/>
-      <w:r>
-        <w:rPr>
-          <w:b/>
-          <w:bCs/>
-        </w:rPr>
-        <w:t xml:space="preserve"> Colony, </w:t>
-      </w:r>
-      <w:proofErr w:type="spellStart"/>
-      <w:r>
-        <w:rPr>
-          <w:b/>
-          <w:bCs/>
-        </w:rPr>
-        <w:t>Kalepur</w:t>
-      </w:r>
-      <w:proofErr w:type="spellEnd"/>
-      <w:r>
-        <w:rPr>
-          <w:b/>
-          <w:bCs/>
-        </w:rPr>
-        <w:t>, Gorakhpur, Uttar Pradesh 273001</w:t>
+        <w:t>{RADIO_ADDRESS}</w:t>
       </w:r>
       <w:r>
         <w:rPr>
@@ -204,7 +172,7 @@
           <w:b/>
           <w:bCs/>
         </w:rPr>
-        <w:t>SATYAM NURSHING HOME</w:t>
+        <w:t>{HOSPITAL_NAME}</w:t>
       </w:r>
       <w:r>
         <w:t xml:space="preserve"> Having its HOSPITAL at </w:t>
@@ -224,7 +192,7 @@
           <w:b/>
           <w:bCs/>
         </w:rPr>
-        <w:t>SATYAM NURSHING HOME</w:t>
+        <w:t>{HOSPITAL_NAME}</w:t>
       </w:r>
       <w:r>
         <w:t>”) which expression, unless repugnant to the context or meaning thereof, shall mean and include its successors-in-interest and assigns of the other part.</w:t>
@@ -239,7 +207,7 @@
           <w:b/>
           <w:bCs/>
         </w:rPr>
-        <w:t>SATYAM NURSHING HOME</w:t>
+        <w:t>{HOSPITAL_NAME}</w:t>
       </w:r>
       <w:r>
         <w:t xml:space="preserve"> </w:t>
@@ -288,7 +256,7 @@
           <w:b/>
           <w:bCs/>
         </w:rPr>
-        <w:t>SATYAM NURSHING HOME</w:t>
+        <w:t>{HOSPITAL_NAME}</w:t>
       </w:r>
       <w:r>
         <w:t xml:space="preserve"> </w:t>
@@ -302,7 +270,7 @@
           <w:b/>
           <w:bCs/>
         </w:rPr>
-        <w:t>RAO MRI AND IMAGING CENTRE</w:t>
+        <w:t>{RADIO_NAME}</w:t>
       </w:r>
       <w:r>
         <w:t xml:space="preserve"> has agreed to offer the same to </w:t>
@@ -313,7 +281,7 @@
           <w:b/>
           <w:bCs/>
         </w:rPr>
-        <w:t>SATYAM NURSHING HOME</w:t>
+        <w:t>{HOSPITAL_NAME}</w:t>
       </w:r>
       <w:r>
         <w:t xml:space="preserve"> </w:t>
@@ -550,7 +518,7 @@
           <w:b/>
           <w:bCs/>
         </w:rPr>
-        <w:t>SATYAM NURSHING HOME</w:t>
+        <w:t>{HOSPITAL_NAME}</w:t>
       </w:r>
       <w:r>
         <w:t xml:space="preserve"> </w:t>
@@ -717,7 +685,7 @@
           <w:b/>
           <w:bCs/>
         </w:rPr>
-        <w:t>SATYAM NURSHING HOME</w:t>
+        <w:t>{HOSPITAL_NAME}</w:t>
       </w:r>
       <w:r>
         <w:t xml:space="preserve"> </w:t>
@@ -778,7 +746,7 @@
           <w:b/>
           <w:bCs/>
         </w:rPr>
-        <w:t>SATYAM NURSHING HOME</w:t>
+        <w:t>{HOSPITAL_NAME}</w:t>
       </w:r>
       <w:r>
         <w:t xml:space="preserve"> shall pay all the charges towards the services rendered by the LPL under this MOU, within 30 days of Bill presentation and all such payments shall be made by cheque in </w:t>
@@ -796,7 +764,7 @@
           <w:b/>
           <w:bCs/>
         </w:rPr>
-        <w:t>RAO MRI AND IMAGING CENTRE</w:t>
+        <w:t>{RADIO_NAME}</w:t>
       </w:r>
     </w:p>
     <w:p>
@@ -868,42 +836,42 @@
         <w:spacing w:after="0"/>
       </w:pPr>
       <w:r>
+        <w:t xml:space="preserve">Either </w:t>
+      </w:r>
+      <w:r>
+        <w:rPr>
+          <w:b/>
+          <w:bCs/>
+        </w:rPr>
+        <w:t>{RADIO_NAME}</w:t>
+      </w:r>
+      <w:r>
+        <w:t xml:space="preserve"> / </w:t>
+      </w:r>
+      <w:r>
+        <w:rPr>
+          <w:b/>
+          <w:bCs/>
+        </w:rPr>
+        <w:t>{HOSPITAL_NAME}</w:t>
+      </w:r>
+      <w:r>
+        <w:rPr>
+          <w:b/>
+          <w:bCs/>
+        </w:rPr>
+        <w:t xml:space="preserve">. </w:t>
+      </w:r>
+      <w:r>
+        <w:t>shall have the right to terminate this arrangement by giving 30 days prior notice in writing to the other without assigning any reason.</w:t>
+      </w:r>
+    </w:p>
+    <w:p>
+      <w:pPr>
+        <w:spacing w:after="0"/>
+      </w:pPr>
+      <w:r>
         <w:lastRenderedPageBreak/>
-        <w:t xml:space="preserve">Either </w:t>
-      </w:r>
-      <w:r>
-        <w:rPr>
-          <w:b/>
-          <w:bCs/>
-        </w:rPr>
-        <w:t>RAO MRI AND IMAGING CENTRE</w:t>
-      </w:r>
-      <w:r>
-        <w:t xml:space="preserve"> / </w:t>
-      </w:r>
-      <w:r>
-        <w:rPr>
-          <w:b/>
-          <w:bCs/>
-        </w:rPr>
-        <w:t>SATYAM NURSHING HOME</w:t>
-      </w:r>
-      <w:r>
-        <w:rPr>
-          <w:b/>
-          <w:bCs/>
-        </w:rPr>
-        <w:t xml:space="preserve">. </w:t>
-      </w:r>
-      <w:r>
-        <w:t>shall have the right to terminate this arrangement by giving 30 days prior notice in writing to the other without assigning any reason.</w:t>
-      </w:r>
-    </w:p>
-    <w:p>
-      <w:pPr>
-        <w:spacing w:after="0"/>
-      </w:pPr>
-      <w:r>
         <w:t xml:space="preserve">Upon termination or expiry of this Agreement as aforesaid, each Party shall immediately pay to the other, the full </w:t>
       </w:r>
       <w:proofErr w:type="gramStart"/>
@@ -1100,6 +1068,11 @@
       </w:pPr>
     </w:p>
     <w:p>
+      <w:r>
+        <w:br w:type="page"/>
+      </w:r>
+    </w:p>
+    <w:p>
       <w:pPr>
         <w:spacing w:after="0"/>
       </w:pPr>
@@ -1133,7 +1106,7 @@
           <w:b/>
           <w:bCs/>
         </w:rPr>
-        <w:t>SATYAM NURSHING HOME</w:t>
+        <w:t>{HOSPITAL_NAME}</w:t>
       </w:r>
     </w:p>
     <w:p>
@@ -1302,7 +1275,7 @@
 </file>
 
 <file path=word/numbering.xml><?xml version="1.0" encoding="utf-8"?>
-<w:numbering xmlns:wpc="http://schemas.microsoft.com/office/word/2010/wordprocessingCanvas" xmlns:cx="http://schemas.microsoft.com/office/drawing/2014/chartex" xmlns:cx1="http://schemas.microsoft.com/office/drawing/2015/9/8/chartex" xmlns:cx2="http://schemas.microsoft.com/office/drawing/2015/10/21/chartex" xmlns:cx3="http://schemas.microsoft.com/office/drawing/2016/5/9/chartex" xmlns:cx4="http://schemas.microsoft.com/office/drawing/2016/5/10/chartex" xmlns:cx5="http://schemas.microsoft.com/office/drawing/2016/5/11/chartex" xmlns:cx6="http://schemas.microsoft.com/office/drawing/2016/5/12/chartex" xmlns:cx7="http://schemas.microsoft.com/office/drawing/2016/5/13/chartex" xmlns:cx8="http://schemas.microsoft.com/office/drawing/2016/5/14/chartex" xmlns:mc="http://schemas.openxmlformats.org/markup-compatibility/2006" xmlns:aink="http://schemas.microsoft.com/office/drawing/2016/ink" xmlns:am3d="http://schemas.microsoft.com/office/drawing/2017/model3d" xmlns:o="urn:schemas-microsoft-com:office:office" xmlns:oel="http://schemas.microsoft.com/office/2019/extlst" xmlns:r="http://schemas.openxmlformats.org/officeDocument/2006/relationships" xmlns:m="http://schemas.openxmlformats.org/officeDocument/2006/math" xmlns:v="urn:schemas-microsoft-com:vml" xmlns:wp14="http://schemas.microsoft.com/office/word/2010/wordprocessingDrawing" xmlns:wp="http://schemas.openxmlformats.org/drawingml/2006/wordprocessingDrawing" xmlns:w10="urn:schemas-microsoft-com:office:word" xmlns:w="http://schemas.openxmlformats.org/wordprocessingml/2006/main" xmlns:w14="http://schemas.microsoft.com/office/word/2010/wordml" xmlns:w15="http://schemas.microsoft.com/office/word/2012/wordml" xmlns:w16cei="http://schemas.microsoft.com/office/word/2026/wordml/cei" xmlns:w16cex="http://schemas.microsoft.com/office/word/2018/wordml/cex" xmlns:w16cid="http://schemas.microsoft.com/office/word/2016/wordml/cid" xmlns:w16="http://schemas.microsoft.com/office/word/2018/wordml" xmlns:w16du="http://schemas.microsoft.com/office/word/2023/wordml/word16du" xmlns:w16sdtdh="http://schemas.microsoft.com/office/word/2020/wordml/sdtdatahash" xmlns:w16sdtfl="http://schemas.microsoft.com/office/word/2024/wordml/sdtformatlock" xmlns:w16se="http://schemas.microsoft.com/office/word/2015/wordml/symex" xmlns:wpg="http://schemas.microsoft.com/office/word/2010/wordprocessingGroup" xmlns:wpi="http://schemas.microsoft.com/office/word/2010/wordprocessingInk" xmlns:wne="http://schemas.microsoft.com/office/word/2006/wordml" xmlns:wps="http://schemas.microsoft.com/office/word/2010/wordprocessingShape" mc:Ignorable="w14 w15 w16se w16cid w16 w16cex w16sdtdh w16sdtfl w16du wp14">
+<w:numbering xmlns:wpc="http://schemas.microsoft.com/office/word/2010/wordprocessingCanvas" xmlns:cx="http://schemas.microsoft.com/office/drawing/2014/chartex" xmlns:cx1="http://schemas.microsoft.com/office/drawing/2015/9/8/chartex" xmlns:cx2="http://schemas.microsoft.com/office/drawing/2015/10/21/chartex" xmlns:cx3="http://schemas.microsoft.com/office/drawing/2016/5/9/chartex" xmlns:cx4="http://schemas.microsoft.com/office/drawing/2016/5/10/chartex" xmlns:cx5="http://schemas.microsoft.com/office/drawing/2016/5/11/chartex" xmlns:cx6="http://schemas.microsoft.com/office/drawing/2016/5/12/chartex" xmlns:cx7="http://schemas.microsoft.com/office/drawing/2016/5/13/chartex" xmlns:cx8="http://schemas.microsoft.com/office/drawing/2016/5/14/chartex" xmlns:mc="http://schemas.openxmlformats.org/markup-compatibility/2006" xmlns:aink="http://schemas.microsoft.com/office/drawing/2016/ink" xmlns:am3d="http://schemas.microsoft.com/office/drawing/2017/model3d" xmlns:o="urn:schemas-microsoft-com:office:office" xmlns:oel="http://schemas.microsoft.com/office/2019/extlst" xmlns:r="http://schemas.openxmlformats.org/officeDocument/2006/relationships" xmlns:m="http://schemas.openxmlformats.org/officeDocument/2006/math" xmlns:v="urn:schemas-microsoft-com:vml" xmlns:wp14="http://schemas.microsoft.com/office/word/2010/wordprocessingDrawing" xmlns:wp="http://schemas.openxmlformats.org/drawingml/2006/wordprocessingDrawing" xmlns:w10="urn:schemas-microsoft-com:office:word" xmlns:w="http://schemas.openxmlformats.org/wordprocessingml/2006/main" xmlns:w14="http://schemas.microsoft.com/office/word/2010/wordml" xmlns:w15="http://schemas.microsoft.com/office/word/2012/wordml" xmlns:w16cex="http://schemas.microsoft.com/office/word/2018/wordml/cex" xmlns:w16cid="http://schemas.microsoft.com/office/word/2016/wordml/cid" xmlns:w16="http://schemas.microsoft.com/office/word/2018/wordml" xmlns:w16du="http://schemas.microsoft.com/office/word/2023/wordml/word16du" xmlns:w16sdtdh="http://schemas.microsoft.com/office/word/2020/wordml/sdtdatahash" xmlns:w16sdtfl="http://schemas.microsoft.com/office/word/2024/wordml/sdtformatlock" xmlns:w16se="http://schemas.microsoft.com/office/word/2015/wordml/symex" xmlns:wpg="http://schemas.microsoft.com/office/word/2010/wordprocessingGroup" xmlns:wpi="http://schemas.microsoft.com/office/word/2010/wordprocessingInk" xmlns:wne="http://schemas.microsoft.com/office/word/2006/wordml" xmlns:wps="http://schemas.microsoft.com/office/word/2010/wordprocessingShape" mc:Ignorable="w14 w15 w16se w16cid w16 w16cex w16sdtdh w16sdtfl w16du wp14">
   <w:abstractNum w:abstractNumId="0" w15:restartNumberingAfterBreak="0">
     <w:nsid w:val="1AF4310B"/>
     <w:multiLevelType w:val="multilevel"/>

--- a/App/mou_templates/Radio.docx
+++ b/App/mou_templates/Radio.docx
@@ -178,14 +178,16 @@
         <w:t xml:space="preserve"> Having its HOSPITAL at </w:t>
       </w:r>
       <w:r>
-        <w:rPr>
-          <w:b/>
-          <w:bCs/>
-        </w:rPr>
-        <w:t xml:space="preserve">Gorakhpur </w:t>
-      </w:r>
-      <w:r>
-        <w:t xml:space="preserve">represented by (hereinafter referred to us </w:t>
+        <w:t xml:space="preserve">{HOSPITAL_ADDRESS} </w:t>
+      </w:r>
+      <w:r>
+        <w:t>represented by</w:t>
+      </w:r>
+      <w:r>
+        <w:t xml:space="preserve"> _________________________</w:t>
+      </w:r>
+      <w:r>
+        <w:t xml:space="preserve"> (hereinafter referred to us </w:t>
       </w:r>
       <w:r>
         <w:rPr>
@@ -219,21 +221,7 @@
         <w:t>I</w:t>
       </w:r>
       <w:r>
-        <w:t xml:space="preserve">ndia capable of providing varied </w:t>
-      </w:r>
-      <w:proofErr w:type="gramStart"/>
-      <w:r>
-        <w:t>high</w:t>
-      </w:r>
-      <w:r>
-        <w:t xml:space="preserve"> </w:t>
-      </w:r>
-      <w:r>
-        <w:t>end</w:t>
-      </w:r>
-      <w:proofErr w:type="gramEnd"/>
-      <w:r>
-        <w:t xml:space="preserve"> diagnostics services</w:t>
+        <w:t>ndia capable of providing varied highend diagnostics services</w:t>
       </w:r>
       <w:r>
         <w:t xml:space="preserve"> </w:t>
@@ -749,15 +737,7 @@
         <w:t>{HOSPITAL_NAME}</w:t>
       </w:r>
       <w:r>
-        <w:t xml:space="preserve"> shall pay all the charges towards the services rendered by the LPL under this MOU, within 30 days of Bill presentation and all such payments shall be made by cheque in </w:t>
-      </w:r>
-      <w:proofErr w:type="spellStart"/>
-      <w:r>
-        <w:t>favour</w:t>
-      </w:r>
-      <w:proofErr w:type="spellEnd"/>
-      <w:r>
-        <w:t xml:space="preserve"> of </w:t>
+        <w:t xml:space="preserve"> shall pay all the charges towards the services rendered by the LPL under this MOU, within 30 days of Bill presentation and all such payments shall be made by cheque in favour of </w:t>
       </w:r>
       <w:r>
         <w:rPr>

--- a/App/mou_templates/Radio.docx
+++ b/App/mou_templates/Radio.docx
@@ -111,7 +111,21 @@
           <w:b/>
           <w:bCs/>
         </w:rPr>
-        <w:t>day of August 2026 by and between</w:t>
+        <w:t xml:space="preserve">day of </w:t>
+      </w:r>
+      <w:r>
+        <w:rPr>
+          <w:b/>
+          <w:bCs/>
+        </w:rPr>
+        <w:t>September</w:t>
+      </w:r>
+      <w:r>
+        <w:rPr>
+          <w:b/>
+          <w:bCs/>
+        </w:rPr>
+        <w:t xml:space="preserve"> 2026 by and between</w:t>
       </w:r>
     </w:p>
     <w:p>
@@ -600,7 +614,7 @@
         <w:t>Validity of Contract: The above offer &amp; special rates are is valid till 31.0</w:t>
       </w:r>
       <w:r>
-        <w:t>7</w:t>
+        <w:t>8</w:t>
       </w:r>
       <w:r>
         <w:rPr>
@@ -767,15 +781,7 @@
         <w:spacing w:after="0"/>
       </w:pPr>
       <w:r>
-        <w:t xml:space="preserve">This arrangement is only on </w:t>
-      </w:r>
-      <w:proofErr w:type="gramStart"/>
-      <w:r>
-        <w:t>principal to principal</w:t>
-      </w:r>
-      <w:proofErr w:type="gramEnd"/>
-      <w:r>
-        <w:t xml:space="preserve"> basis and does not give rise to any principal and agent relationship or joint venture between the parties noting stated in this arrangement will authorize or permit either party to represent or act as or plead any such relationship.</w:t>
+        <w:t>This arrangement is only on principal to principal basis and does not give rise to any principal and agent relationship or joint venture between the parties noting stated in this arrangement will authorize or permit either party to represent or act as or plead any such relationship.</w:t>
       </w:r>
     </w:p>
     <w:p>
@@ -852,15 +858,7 @@
       </w:pPr>
       <w:r>
         <w:lastRenderedPageBreak/>
-        <w:t xml:space="preserve">Upon termination or expiry of this Agreement as aforesaid, each Party shall immediately pay to the other, the full </w:t>
-      </w:r>
-      <w:proofErr w:type="gramStart"/>
-      <w:r>
-        <w:t>amount</w:t>
-      </w:r>
-      <w:proofErr w:type="gramEnd"/>
-      <w:r>
-        <w:t xml:space="preserve"> of monies then due to the other as per the provisions of this Agreement within 15 (fifteen) days of such termination.</w:t>
+        <w:t>Upon termination or expiry of this Agreement as aforesaid, each Party shall immediately pay to the other, the full amount of monies then due to the other as per the provisions of this Agreement within 15 (fifteen) days of such termination.</w:t>
       </w:r>
     </w:p>
     <w:p>
@@ -885,15 +883,7 @@
         <w:spacing w:after="0"/>
       </w:pPr>
       <w:r>
-        <w:t xml:space="preserve">It is mutually agreed between the parties that, neither party will interfere in the procedure / protocol of the other in connection with the collection of </w:t>
-      </w:r>
-      <w:proofErr w:type="gramStart"/>
-      <w:r>
-        <w:t>sample</w:t>
-      </w:r>
-      <w:proofErr w:type="gramEnd"/>
-      <w:r>
-        <w:t>, its storage and testing. It is further agreed that, neither party shall have liability or responsibility of whatsoever nature to the patients towards the acts and omissions of the staff of the other in implementation of this MOU.</w:t>
+        <w:t>It is mutually agreed between the parties that, neither party will interfere in the procedure / protocol of the other in connection with the collection of sample, its storage and testing. It is further agreed that, neither party shall have liability or responsibility of whatsoever nature to the patients towards the acts and omissions of the staff of the other in implementation of this MOU.</w:t>
       </w:r>
     </w:p>
     <w:p>
@@ -991,15 +981,7 @@
         <w:spacing w:after="0"/>
       </w:pPr>
       <w:r>
-        <w:t xml:space="preserve">IN WITNESS </w:t>
-      </w:r>
-      <w:proofErr w:type="gramStart"/>
-      <w:r>
-        <w:t>WHERE</w:t>
-      </w:r>
-      <w:proofErr w:type="gramEnd"/>
-      <w:r>
-        <w:t xml:space="preserve"> OF, the parties here to have caused this Agreement to be executed as of the date written below by their duly authorized representatives.</w:t>
+        <w:t>IN WITNESS WHERE OF, the parties here to have caused this Agreement to be executed as of the date written below by their duly authorized representatives.</w:t>
       </w:r>
     </w:p>
     <w:p>
@@ -1131,19 +1113,9 @@
       <w:pPr>
         <w:spacing w:after="0"/>
       </w:pPr>
-      <w:proofErr w:type="gramStart"/>
-      <w:r>
-        <w:t>:-</w:t>
-      </w:r>
-      <w:proofErr w:type="gramEnd"/>
-      <w:r>
-        <w:t xml:space="preserve"> </w:t>
-      </w:r>
-      <w:proofErr w:type="gramStart"/>
-      <w:r>
-        <w:t>Sign:-------------------------------------</w:t>
-      </w:r>
-      <w:proofErr w:type="gramEnd"/>
+      <w:r>
+        <w:t>:- Sign:-------------------------------------</w:t>
+      </w:r>
     </w:p>
     <w:p>
       <w:pPr>
@@ -1205,11 +1177,9 @@
       <w:pPr>
         <w:spacing w:after="0"/>
       </w:pPr>
-      <w:proofErr w:type="gramStart"/>
       <w:r>
         <w:t>:-Sign:------------------------------------</w:t>
       </w:r>
-      <w:proofErr w:type="gramEnd"/>
     </w:p>
     <w:p>
       <w:pPr>
